--- a/Kuberneteslab2.docx
+++ b/Kuberneteslab2.docx
@@ -4,6 +4,10 @@
   <w:body>
     <w:p>
       <w:r>
+        <w:rPr>
+          <w:noProof/>
+          <w:lang w:eastAsia="en-IN"/>
+        </w:rPr>
         <w:drawing>
           <wp:inline distT="0" distB="0" distL="0" distR="0" wp14:anchorId="6BC2D84C" wp14:editId="6E45AD70">
             <wp:extent cx="5731510" cy="308620"/>
@@ -43,6 +47,10 @@
     </w:p>
     <w:p>
       <w:r>
+        <w:rPr>
+          <w:noProof/>
+          <w:lang w:eastAsia="en-IN"/>
+        </w:rPr>
         <w:drawing>
           <wp:inline distT="0" distB="0" distL="0" distR="0" wp14:anchorId="2E1B4A5A" wp14:editId="68003024">
             <wp:extent cx="5731510" cy="735928"/>
@@ -82,11 +90,15 @@
     </w:p>
     <w:p>
       <w:r>
+        <w:rPr>
+          <w:noProof/>
+          <w:lang w:eastAsia="en-IN"/>
+        </w:rPr>
         <w:drawing>
-          <wp:inline distT="0" distB="0" distL="0" distR="0" wp14:anchorId="33E0CC54" wp14:editId="1BDE613B">
-            <wp:extent cx="5731510" cy="1806405"/>
+          <wp:inline distT="0" distB="0" distL="0" distR="0" wp14:anchorId="48FAF192" wp14:editId="5E123C7D">
+            <wp:extent cx="5731510" cy="1348740"/>
             <wp:effectExtent l="0" t="0" r="2540" b="3810"/>
-            <wp:docPr id="3" name="Picture 3"/>
+            <wp:docPr id="5" name="Picture 5"/>
             <wp:cNvGraphicFramePr>
               <a:graphicFrameLocks xmlns:a="http://schemas.openxmlformats.org/drawingml/2006/main" noChangeAspect="1"/>
             </wp:cNvGraphicFramePr>
@@ -106,7 +118,46 @@
                   <pic:spPr>
                     <a:xfrm>
                       <a:off x="0" y="0"/>
-                      <a:ext cx="5731510" cy="1806405"/>
+                      <a:ext cx="5731510" cy="1348740"/>
+                    </a:xfrm>
+                    <a:prstGeom prst="rect">
+                      <a:avLst/>
+                    </a:prstGeom>
+                  </pic:spPr>
+                </pic:pic>
+              </a:graphicData>
+            </a:graphic>
+          </wp:inline>
+        </w:drawing>
+      </w:r>
+    </w:p>
+    <w:p>
+      <w:r>
+        <w:drawing>
+          <wp:inline distT="0" distB="0" distL="0" distR="0" wp14:anchorId="49D3CC40" wp14:editId="5D4F842C">
+            <wp:extent cx="3467278" cy="311166"/>
+            <wp:effectExtent l="0" t="0" r="0" b="0"/>
+            <wp:docPr id="4" name="Picture 4"/>
+            <wp:cNvGraphicFramePr>
+              <a:graphicFrameLocks xmlns:a="http://schemas.openxmlformats.org/drawingml/2006/main" noChangeAspect="1"/>
+            </wp:cNvGraphicFramePr>
+            <a:graphic xmlns:a="http://schemas.openxmlformats.org/drawingml/2006/main">
+              <a:graphicData uri="http://schemas.openxmlformats.org/drawingml/2006/picture">
+                <pic:pic xmlns:pic="http://schemas.openxmlformats.org/drawingml/2006/picture">
+                  <pic:nvPicPr>
+                    <pic:cNvPr id="0" name=""/>
+                    <pic:cNvPicPr/>
+                  </pic:nvPicPr>
+                  <pic:blipFill>
+                    <a:blip r:embed="rId8"/>
+                    <a:stretch>
+                      <a:fillRect/>
+                    </a:stretch>
+                  </pic:blipFill>
+                  <pic:spPr>
+                    <a:xfrm>
+                      <a:off x="0" y="0"/>
+                      <a:ext cx="3467278" cy="311166"/>
                     </a:xfrm>
                     <a:prstGeom prst="rect">
                       <a:avLst/>
@@ -120,6 +171,49 @@
       </w:r>
       <w:bookmarkStart w:id="0" w:name="_GoBack"/>
       <w:bookmarkEnd w:id="0"/>
+    </w:p>
+    <w:p>
+      <w:r>
+        <w:rPr>
+          <w:noProof/>
+          <w:lang w:eastAsia="en-IN"/>
+        </w:rPr>
+        <w:drawing>
+          <wp:inline distT="0" distB="0" distL="0" distR="0" wp14:anchorId="33E0CC54" wp14:editId="1BDE613B">
+            <wp:extent cx="5731510" cy="1806405"/>
+            <wp:effectExtent l="0" t="0" r="2540" b="3810"/>
+            <wp:docPr id="3" name="Picture 3"/>
+            <wp:cNvGraphicFramePr>
+              <a:graphicFrameLocks xmlns:a="http://schemas.openxmlformats.org/drawingml/2006/main" noChangeAspect="1"/>
+            </wp:cNvGraphicFramePr>
+            <a:graphic xmlns:a="http://schemas.openxmlformats.org/drawingml/2006/main">
+              <a:graphicData uri="http://schemas.openxmlformats.org/drawingml/2006/picture">
+                <pic:pic xmlns:pic="http://schemas.openxmlformats.org/drawingml/2006/picture">
+                  <pic:nvPicPr>
+                    <pic:cNvPr id="0" name=""/>
+                    <pic:cNvPicPr/>
+                  </pic:nvPicPr>
+                  <pic:blipFill>
+                    <a:blip r:embed="rId9"/>
+                    <a:stretch>
+                      <a:fillRect/>
+                    </a:stretch>
+                  </pic:blipFill>
+                  <pic:spPr>
+                    <a:xfrm>
+                      <a:off x="0" y="0"/>
+                      <a:ext cx="5731510" cy="1806405"/>
+                    </a:xfrm>
+                    <a:prstGeom prst="rect">
+                      <a:avLst/>
+                    </a:prstGeom>
+                  </pic:spPr>
+                </pic:pic>
+              </a:graphicData>
+            </a:graphic>
+          </wp:inline>
+        </w:drawing>
+      </w:r>
     </w:p>
     <w:sectPr>
       <w:pgSz w:w="11906" w:h="16838"/>
